--- a/2520030508_Practical/os-week-4.docx
+++ b/2520030508_Practical/os-week-4.docx
@@ -90,14 +90,7 @@
           <w:b/>
           <w:sz w:val="30"/>
         </w:rPr>
-        <w:t>2520030508</w:t>
-      </w:r>
-      <w:r>
-        <w:rPr>
-          <w:b/>
-          <w:sz w:val="30"/>
-        </w:rPr>
-        <w:t xml:space="preserve">                                                                                                                         </w:t>
+        <w:t xml:space="preserve">2520030508                                                                                                                         </w:t>
       </w:r>
       <w:r>
         <w:rPr>
@@ -372,19 +365,21 @@
       </w:pPr>
       <w:r>
         <w:rPr>
-          <w:noProof/>
+          <w:sz w:val="24"/>
         </w:rPr>
         <w:drawing>
-          <wp:inline distT="0" distB="0" distL="0" distR="0" wp14:anchorId="32B97EF3" wp14:editId="1148089F">
-            <wp:extent cx="3977640" cy="4617720"/>
-            <wp:effectExtent l="0" t="0" r="0" b="0"/>
-            <wp:docPr id="81" name="Picture 81"/>
-            <wp:cNvGraphicFramePr/>
+          <wp:inline distT="0" distB="0" distL="0" distR="0" wp14:anchorId="0DC5A73D" wp14:editId="64F1C532">
+            <wp:extent cx="5942965" cy="4796155"/>
+            <wp:effectExtent l="0" t="0" r="635" b="4445"/>
+            <wp:docPr id="744825651" name="Picture 1" descr="The image shows a computer terminal window with a C source code file open in the GNU nano text editor, displaying a simple program with two child processes and a parent process, which uses the `fork` and `wait` system calls to manage their execution.&#10;&#10;AI-generated content may be incorrect."/>
+            <wp:cNvGraphicFramePr>
+              <a:graphicFrameLocks xmlns:a="http://schemas.openxmlformats.org/drawingml/2006/main" noChangeAspect="1"/>
+            </wp:cNvGraphicFramePr>
             <a:graphic xmlns:a="http://schemas.openxmlformats.org/drawingml/2006/main">
               <a:graphicData uri="http://schemas.openxmlformats.org/drawingml/2006/picture">
                 <pic:pic xmlns:pic="http://schemas.openxmlformats.org/drawingml/2006/picture">
                   <pic:nvPicPr>
-                    <pic:cNvPr id="81" name="Picture 81"/>
+                    <pic:cNvPr id="744825651" name="Picture 1" descr="The image shows a computer terminal window with a C source code file open in the GNU nano text editor, displaying a simple program with two child processes and a parent process, which uses the `fork` and `wait` system calls to manage their execution.&#10;&#10;AI-generated content may be incorrect."/>
                     <pic:cNvPicPr/>
                   </pic:nvPicPr>
                   <pic:blipFill>
@@ -396,7 +391,7 @@
                   <pic:spPr>
                     <a:xfrm>
                       <a:off x="0" y="0"/>
-                      <a:ext cx="3977640" cy="4617720"/>
+                      <a:ext cx="5942965" cy="4796155"/>
                     </a:xfrm>
                     <a:prstGeom prst="rect">
                       <a:avLst/>
@@ -489,19 +484,23 @@
       </w:pPr>
       <w:r>
         <w:rPr>
-          <w:noProof/>
+          <w:rFonts w:ascii="Times New Roman" w:eastAsia="Times New Roman" w:hAnsi="Times New Roman" w:cs="Times New Roman"/>
+          <w:color w:val="333333"/>
+          <w:sz w:val="24"/>
         </w:rPr>
         <w:drawing>
-          <wp:inline distT="0" distB="0" distL="0" distR="0" wp14:anchorId="137F7529" wp14:editId="1BBE5E9E">
-            <wp:extent cx="3108960" cy="1409700"/>
-            <wp:effectExtent l="0" t="0" r="0" b="0"/>
-            <wp:docPr id="83" name="Picture 83"/>
-            <wp:cNvGraphicFramePr/>
+          <wp:inline distT="0" distB="0" distL="0" distR="0" wp14:anchorId="6A49368F" wp14:editId="3174B40B">
+            <wp:extent cx="5942965" cy="2386330"/>
+            <wp:effectExtent l="0" t="0" r="635" b="0"/>
+            <wp:docPr id="240336744" name="Picture 1" descr="The image shows a terminal session where a C program is being compiled and executed, demonstrating the creation and management of child processes using the `fork` and `wait` system calls.&#10;&#10;AI-generated content may be incorrect."/>
+            <wp:cNvGraphicFramePr>
+              <a:graphicFrameLocks xmlns:a="http://schemas.openxmlformats.org/drawingml/2006/main" noChangeAspect="1"/>
+            </wp:cNvGraphicFramePr>
             <a:graphic xmlns:a="http://schemas.openxmlformats.org/drawingml/2006/main">
               <a:graphicData uri="http://schemas.openxmlformats.org/drawingml/2006/picture">
                 <pic:pic xmlns:pic="http://schemas.openxmlformats.org/drawingml/2006/picture">
                   <pic:nvPicPr>
-                    <pic:cNvPr id="83" name="Picture 83"/>
+                    <pic:cNvPr id="240336744" name="Picture 1" descr="The image shows a terminal session where a C program is being compiled and executed, demonstrating the creation and management of child processes using the `fork` and `wait` system calls.&#10;&#10;AI-generated content may be incorrect."/>
                     <pic:cNvPicPr/>
                   </pic:nvPicPr>
                   <pic:blipFill>
@@ -513,7 +512,7 @@
                   <pic:spPr>
                     <a:xfrm>
                       <a:off x="0" y="0"/>
-                      <a:ext cx="3108960" cy="1409700"/>
+                      <a:ext cx="5942965" cy="2386330"/>
                     </a:xfrm>
                     <a:prstGeom prst="rect">
                       <a:avLst/>
@@ -548,6 +547,7 @@
         <w:rPr>
           <w:sz w:val="24"/>
         </w:rPr>
+        <w:lastRenderedPageBreak/>
         <w:t xml:space="preserve"> </w:t>
       </w:r>
       <w:r>
